--- a/defense/docs/reviews/expert/expert_review_1_ru.docx
+++ b/defense/docs/reviews/expert/expert_review_1_ru.docx
@@ -330,7 +330,7 @@
                 <w:sz w:val="28"/>
                 <w:u w:val="none"/>
               </w:rPr>
-              <w:t>Врач-офтальмолог,</w:t>
+              <w:t>Заведующий лазерным отделением, врач-офтальмолог, высшая квалификационная категория, к.м.н.,</w:t>
             </w:r>
           </w:p>
           <w:p>
@@ -371,18 +371,7 @@
                 <w:sz w:val="28"/>
                 <w:u w:val="none"/>
               </w:rPr>
-              <w:t xml:space="preserve">____________  </w:t>
-            </w:r>
-            <w:r>
-              <w:rPr>
-                <w:rFonts w:ascii="Times New Roman" w:hAnsi="Times New Roman" w:cs="Times New Roman" w:eastAsia="Times New Roman"/>
-                <w:b/>
-                <w:i w:val="0"/>
-                <w:sz w:val="28"/>
-                <w:highlight w:val="yellow"/>
-                <w:u w:val="none"/>
-              </w:rPr>
-              <w:t>&lt;Фамилия И.О.&gt;</w:t>
+              <w:t>____________  Үмбетиар А. Б.</w:t>
             </w:r>
           </w:p>
           <w:p>

--- a/defense/docs/reviews/expert/expert_review_1_ru.docx
+++ b/defense/docs/reviews/expert/expert_review_1_ru.docx
@@ -140,7 +140,7 @@
           <w:sz w:val="28"/>
           <w:u w:val="none"/>
         </w:rPr>
-        <w:t>Приложение предназначено для автоматизированной оценки степени тяжести диабетической ретинопатии по цветным изображениям глазного дна. На вход подаётся снимок глазного дна, полученный фундус-камерой; на выходе выдаются степень тяжести по пятиступенчатой шкале — от отсутствия ретинопатии до пролиферативной стадии — и отдельно выделенный признак случая, подлежащего направлению к специалисту. Работа с приложением ведётся через веб-интерфейс по адресу https://dr-classification.pages.dev. Настоящий отзыв отражает мою оценку продемонстрированного приложения с позиции практикующего врача-офтальмолога, ограничен рамками проведённой демонстрации и не является заключением о внедрении.</w:t>
+        <w:t>Приложение предназначено для автоматизированной оценки степени тяжести диабетической ретинопатии по цветным изображениям глазного дна. На вход подаётся снимок глазного дна, полученный с помощью фундус-камеры; на выходе система выдаёт степень тяжести по пятиступенчатой шкале — от отсутствия ретинопатии до пролиферативной стадии — и отдельно выделенный признак случая, подлежащего направлению к специалисту. Работа с приложением ведётся через веб-интерфейс по адресу https://dr-classification.pages.dev. Настоящий отзыв отражает мою оценку продемонстрированного приложения с позиции практикующего врача-офтальмолога, ограничивается рамками проведённой демонстрации и не является заключением о внедрении.</w:t>
       </w:r>
     </w:p>
     <w:p>
@@ -154,41 +154,9 @@
           <w:b w:val="0"/>
           <w:i w:val="0"/>
           <w:sz w:val="28"/>
-          <w:highlight w:val="yellow"/>
           <w:u w:val="none"/>
         </w:rPr>
-        <w:t>&lt;дата&gt;</w:t>
-      </w:r>
-      <w:r>
-        <w:rPr>
-          <w:rFonts w:ascii="Times New Roman" w:hAnsi="Times New Roman" w:cs="Times New Roman" w:eastAsia="Times New Roman"/>
-          <w:b w:val="0"/>
-          <w:i w:val="0"/>
-          <w:sz w:val="28"/>
-          <w:u w:val="none"/>
-        </w:rPr>
-        <w:t xml:space="preserve"> в </w:t>
-      </w:r>
-      <w:r>
-        <w:rPr>
-          <w:rFonts w:ascii="Times New Roman" w:hAnsi="Times New Roman" w:cs="Times New Roman" w:eastAsia="Times New Roman"/>
-          <w:b w:val="0"/>
-          <w:i w:val="0"/>
-          <w:sz w:val="28"/>
-          <w:highlight w:val="yellow"/>
-          <w:u w:val="none"/>
-        </w:rPr>
-        <w:t>&lt;наименование медицинской организации&gt;</w:t>
-      </w:r>
-      <w:r>
-        <w:rPr>
-          <w:rFonts w:ascii="Times New Roman" w:hAnsi="Times New Roman" w:cs="Times New Roman" w:eastAsia="Times New Roman"/>
-          <w:b w:val="0"/>
-          <w:i w:val="0"/>
-          <w:sz w:val="28"/>
-          <w:u w:val="none"/>
-        </w:rPr>
-        <w:t xml:space="preserve"> мне была представлена демонстрация указанного приложения. Приложение было показано в работе, а не в виде макета или презентационных материалов. Демонстрация проводилась на клинических снимках глазного дна, обезличенных до загрузки в приложение; сведения, позволяющие идентифицировать пациента, докторанту не передавались. Было продемонстрировано: 1) загрузка снимков обоих глаз одного пациента; 2) автоматическая проверка того, что загруженное изображение действительно является снимком глазного дна; 3) восемь этапов обработки изображения, показанных по шагам, с промежуточным результатом каждого; 4) оценка степени тяжести по пятиступенчатой шкале; 5) отдельный признак случая, подлежащего направлению к специалисту; 6) карта внимания модели поверх исходного снимка; 7) ручное указание врачом положения диска зрительного нерва и центральной ямки с последующим пересчётом обработки и оценки; 8) фиксация заключения врача о согласии либо несогласии с оценкой программы и сохранение материалов по пациенту. Докторантом были предъявлены количественные показатели работы системы: для выделения случаев, подлежащих направлению к специалисту, — чувствительность 0,8007 при специфичности 0,9636; по стадиям — 0,9333 на глазах без признаков ретинопатии против 0,2188 на начальной непролиферативной стадии.</w:t>
+        <w:t>28 августа 2026 года в ТОО «Казахский ордена «Знак Почета» научно-исследовательский институт глазных болезней» мне была продемонстрирована работа указанного приложения. Приложение было показано непосредственно в работе, а не в виде макета или презентационных материалов. Демонстрация проводилась на клинических снимках глазного дна, обезличенных до загрузки в приложение; сведения, позволяющие идентифицировать пациента, докторанту не передавались. Были продемонстрированы: 1) загрузка снимков обоих глаз одного пациента; 2) автоматическая проверка того, что загруженное изображение действительно является снимком глазного дна; 3) восемь этапов обработки изображения, показанных последовательно, с промежуточным результатом на каждом шаге; 4) оценка степени тяжести по пятиступенчатой шкале; 5) отдельный признак случая, подлежащего направлению к специалисту; 6) карта внимания модели, накладываемая на исходный снимок; 7) ручное указание врачом положения диска зрительного нерва и центральной ямки с последующим пересчётом обработки и оценки; 8) фиксация заключения врача о согласии либо несогласии с оценкой программы и сохранение материалов по пациенту. Докторантом были представлены количественные показатели работы системы: для выделения случаев, подлежащих направлению к специалисту, — чувствительность 0,8007 при специфичности 0,9636; по стадиям — 0,9333 на глазах без признаков ретинопатии против 0,2188 на начальной непролиферативной стадии.</w:t>
       </w:r>
     </w:p>
     <w:p>
@@ -210,7 +178,7 @@
           <w:sz w:val="28"/>
           <w:u w:val="none"/>
         </w:rPr>
-        <w:t>С практической точки зрения существенно, что выходные данные системы сформулированы в операционально пригодном виде. Пятиступенчатая градация тяжести соответствует принятой международной классификации, которой врач-офтальмолог пользуется в повседневной работе. Отдельный признак «случай подлежит направлению» соответствует именно тому решению, которое принимается при скрининговом осмотре: направить пациента к специалисту либо оставить под наблюдением. Система отвечает на тот вопрос, который перед врачом реально стоит, а не выдаёт абстрактную оценку, требующую самостоятельной интерпретации.</w:t>
+        <w:t>С практической точки зрения существенно, что выходные данные системы сформулированы в операционально пригодном виде. Пятиступенчатая градация тяжести соответствует принятой международной классификации, которой врач-офтальмолог пользуется в повседневной работе. Отдельный признак «случай подлежит направлению» соответствует именно тому решению, которое принимается при скрининговом осмотре: направить пациента к специалисту либо оставить его под наблюдением. Система отвечает на тот вопрос, который реально стоит перед врачом, а не выдаёт абстрактную оценку, требующую самостоятельной интерпретации.</w:t>
       </w:r>
     </w:p>
     <w:p>
@@ -226,7 +194,7 @@
           <w:sz w:val="28"/>
           <w:u w:val="none"/>
         </w:rPr>
-        <w:t>Отмечу подход к качеству исходного снимка. Неравномерная освещённость поля, низкий контраст, различия, вносимые состоянием зрачка и типом камеры, — повседневные дефекты немидриатической съёмки в условиях поликлинического приёма, и именно они чаще всего заставляют переснимать пациента. После коррекции освещённости и выравнивания контраста сосудистый рисунок и мелкие детали читались заметно лучше, чем на исходном изображении. Ценно и само решение показывать врачу промежуточные этапы: видно, что именно было сделано с изображением.</w:t>
+        <w:t>Отдельно отмечу подход к качеству исходного снимка. Неравномерная освещённость поля, низкий контраст, различия, вносимые состоянием зрачка и типом камеры, — повседневные дефекты немидриатической съёмки в условиях поликлинического приёма, и именно они чаще всего заставляют переснимать пациента. После коррекции освещённости и выравнивания контраста сосудистый рисунок и мелкие детали читались заметно лучше, чем на исходном изображении. Ценно и само решение показывать врачу промежуточные этапы обработки: видно, что именно было сделано с изображением.</w:t>
       </w:r>
     </w:p>
     <w:p>
@@ -242,7 +210,7 @@
           <w:sz w:val="28"/>
           <w:u w:val="none"/>
         </w:rPr>
-        <w:t>Приведённые показатели я прочитываю с позиции организации скрининга так. Достигнутая специфичность означает, что доля напрасных направлений невелика, — при массовом осмотре это существенно, поскольку избыточные направления быстро перегружают специализированный приём. Отсюда вывод, который считаю необходимым зафиксировать: приложение пригодно как средство предварительной сортировки и определения очерёдности осмотра, но не может рассматриваться как замена осмотру врачом-офтальмологом.</w:t>
+        <w:t>Приведённые показатели я прочитываю с позиции организации скрининга следующим образом. Достигнутая специфичность означает, что доля напрасных направлений невелика, — при массовом осмотре это существенно, поскольку избыточные направления быстро перегружают специализированный приём. Отсюда вывод, который считаю необходимым зафиксировать: приложение пригодно как средство предварительной сортировки и определения очерёдности осмотра, но не может рассматриваться как замена осмотру врачом-офтальмологом.</w:t>
       </w:r>
     </w:p>
     <w:p>
@@ -258,26 +226,8 @@
           <w:sz w:val="28"/>
           <w:u w:val="none"/>
         </w:rPr>
-        <w:t>Ограничения были названы докторантом прямо: автоматического отсева непригодного снимка в системе нет, и поведение системы на кадре, который врач признал бы негодным для градации, не измерялось. Для поликлинического потока это существенно, и открытое признание расцениваю как показатель добросовестности работы. По итогам демонстрации считаю, что создано работоспособное приложение, реализующее заявленный подход, возможности которого представлены корректно, а границы применимости очерчены явно.</w:t>
+        <w:t>Ограничения были названы докторантом прямо: автоматического отсева непригодного снимка в системе нет, а поведение системы на кадре, который врач признал бы негодным для градации, не измерялось. Для поликлинического потока это существенно, и открытое признание данного факта расцениваю как показатель добросовестности проведённой работы. По итогам демонстрации считаю, что создано работоспособное приложение, реализующее заявленный подход; его возможности представлены корректно, а границы применимости очерчены явно.</w:t>
       </w:r>
-    </w:p>
-    <w:p>
-      <w:pPr>
-        <w:spacing w:before="0" w:after="0"/>
-        <w:ind w:firstLine="0"/>
-      </w:pPr>
-    </w:p>
-    <w:p>
-      <w:pPr>
-        <w:spacing w:before="0" w:after="0"/>
-        <w:ind w:firstLine="0"/>
-      </w:pPr>
-    </w:p>
-    <w:p>
-      <w:pPr>
-        <w:spacing w:before="0" w:after="0"/>
-        <w:ind w:firstLine="0"/>
-      </w:pPr>
     </w:p>
     <w:p>
       <w:pPr>
@@ -345,10 +295,9 @@
                 <w:b/>
                 <w:i w:val="0"/>
                 <w:sz w:val="28"/>
-                <w:highlight w:val="yellow"/>
                 <w:u w:val="none"/>
               </w:rPr>
-              <w:t>&lt;полное наименование медицинской организации&gt;</w:t>
+              <w:t>ТОО «Казахский ордена «Знак Почета» научно-исследовательский институт глазных болезней»</w:t>
             </w:r>
           </w:p>
         </w:tc>
